--- a/docs/documentos-funcionales/03-busqueda-y-exploracion-propiedades.docx
+++ b/docs/documentos-funcionales/03-busqueda-y-exploracion-propiedades.docx
@@ -14,7 +14,7 @@
           <w:sz w:val="18"/>
           <w:szCs w:val="18"/>
         </w:rPr>
-        <w:t xml:space="preserve">BBVA MI CASA — PROTOTIPO FUNCIONAL</w:t>
+        <w:t xml:space="preserve">BBVA MI CASA — REQUERIMIENTOS FUNCIONALES</w:t>
       </w:r>
     </w:p>
     <w:p>
@@ -43,26 +43,7 @@
           <w:sz w:val="20"/>
           <w:szCs w:val="20"/>
         </w:rPr>
-        <w:t xml:space="preserve">Documento funcional  ·  15 de septiembre de 2026</w:t>
-      </w:r>
-    </w:p>
-    <w:p>
-      <w:pPr>
-        <w:pBdr>
-          <w:left w:val="single" w:color="004481" w:sz="18" w:space="8"/>
-        </w:pBdr>
-        <w:spacing w:after="60"/>
-        <w:ind w:left="200"/>
-      </w:pPr>
-      <w:r>
-        <w:rPr>
-          <w:i/>
-          <w:iCs/>
-          <w:color w:val="5B6B7A"/>
-          <w:sz w:val="20"/>
-          <w:szCs w:val="20"/>
-        </w:rPr>
-        <w:t xml:space="preserve">Nota de alcance: este documento describe el funcionamiento de una MAQUETA / PROTOTIPO FUNCIONAL de BBVA Mi Casa (una interfaz navegable con datos y reglas de ejemplo, sin backend ni integraciones reales), no la documentación de un proyecto en producción. Donde algo hoy está simulado, mockeado o pendiente de definición, se aclara explícitamente en las secciones de Integraciones, Seguridad y Pendientes.</w:t>
+        <w:t xml:space="preserve">Requerimiento funcional  ·  15 de septiembre de 2026</w:t>
       </w:r>
     </w:p>
     <w:p>
@@ -118,7 +99,7 @@
           <w:bCs/>
           <w:color w:val="0B1F3A"/>
         </w:rPr>
-        <w:t xml:space="preserve">Incluye en este prototipo</w:t>
+        <w:t xml:space="preserve">Incluye</w:t>
       </w:r>
     </w:p>
     <w:p>
@@ -170,7 +151,7 @@
         <w:spacing w:after="90"/>
       </w:pPr>
       <w:r>
-        <w:t xml:space="preserve">Vista de mapa (Leaflet) con pines por propiedad y un carrusel de cards (vertical en desktop junto al mapa, horizontal en mobile).</w:t>
+        <w:t xml:space="preserve">Vista de mapa con pines por propiedad y un carrusel de cards (vertical en desktop junto al mapa, horizontal en mobile).</w:t>
       </w:r>
     </w:p>
     <w:p>
@@ -197,46 +178,33 @@
           <w:bCs/>
           <w:color w:val="0B1F3A"/>
         </w:rPr>
-        <w:t xml:space="preserve">No incluye</w:t>
-      </w:r>
-    </w:p>
-    <w:p>
-      <w:pPr>
-        <w:pStyle w:val="ListParagraph"/>
-        <w:numPr>
-          <w:ilvl w:val="0"/>
-          <w:numId w:val="2"/>
-        </w:numPr>
-        <w:spacing w:after="90"/>
-      </w:pPr>
-      <w:r>
-        <w:t xml:space="preserve">Búsqueda contra un backend real: todo el filtrado ocurre en el navegador sobre un arreglo fijo de propiedades.</w:t>
-      </w:r>
-    </w:p>
-    <w:p>
-      <w:pPr>
-        <w:pStyle w:val="ListParagraph"/>
-        <w:numPr>
-          <w:ilvl w:val="0"/>
-          <w:numId w:val="2"/>
-        </w:numPr>
-        <w:spacing w:after="90"/>
-      </w:pPr>
-      <w:r>
-        <w:t xml:space="preserve">Guardar búsquedas o recibir alertas de nuevas propiedades que matcheen un filtro.</w:t>
-      </w:r>
-    </w:p>
-    <w:p>
-      <w:pPr>
-        <w:pStyle w:val="ListParagraph"/>
-        <w:numPr>
-          <w:ilvl w:val="0"/>
-          <w:numId w:val="2"/>
-        </w:numPr>
-        <w:spacing w:after="90"/>
-      </w:pPr>
-      <w:r>
-        <w:t xml:space="preserve">Autocompletado real de zonas/colonias en el buscador de texto.</w:t>
+        <w:t xml:space="preserve">Fuera de alcance</w:t>
+      </w:r>
+    </w:p>
+    <w:p>
+      <w:pPr>
+        <w:pStyle w:val="ListParagraph"/>
+        <w:numPr>
+          <w:ilvl w:val="0"/>
+          <w:numId w:val="2"/>
+        </w:numPr>
+        <w:spacing w:after="90"/>
+      </w:pPr>
+      <w:r>
+        <w:t xml:space="preserve">Guardar búsquedas o recibir alertas de nuevas propiedades que matcheen un filtro (ver Pendientes).</w:t>
+      </w:r>
+    </w:p>
+    <w:p>
+      <w:pPr>
+        <w:pStyle w:val="ListParagraph"/>
+        <w:numPr>
+          <w:ilvl w:val="0"/>
+          <w:numId w:val="2"/>
+        </w:numPr>
+        <w:spacing w:after="90"/>
+      </w:pPr>
+      <w:r>
+        <w:t xml:space="preserve">Autocompletado de zonas/colonias en el buscador de texto.</w:t>
       </w:r>
     </w:p>
     <w:p>
@@ -408,33 +376,33 @@
           <w:bCs/>
           <w:color w:val="004481"/>
         </w:rPr>
-        <w:t xml:space="preserve">6. Datos que maneja — equipo de Data</w:t>
-      </w:r>
-    </w:p>
-    <w:p>
-      <w:pPr>
-        <w:pStyle w:val="ListParagraph"/>
-        <w:numPr>
-          <w:ilvl w:val="0"/>
-          <w:numId w:val="2"/>
-        </w:numPr>
-        <w:spacing w:after="90"/>
-      </w:pPr>
-      <w:r>
-        <w:t xml:space="preserve">Catálogo estático de propiedades (PROPS): precio, superficie, ambientes, baños, zona, tipo, etiquetas, coordenadas — los mismos campos que consume la ficha de detalle (Módulo 4).</w:t>
-      </w:r>
-    </w:p>
-    <w:p>
-      <w:pPr>
-        <w:pStyle w:val="ListParagraph"/>
-        <w:numPr>
-          <w:ilvl w:val="0"/>
-          <w:numId w:val="2"/>
-        </w:numPr>
-        <w:spacing w:after="90"/>
-      </w:pPr>
-      <w:r>
-        <w:t xml:space="preserve">El campo de disponibilidad es estático — no refleja un inventario real ni se actualiza.</w:t>
+        <w:t xml:space="preserve">6. Requerimientos de datos — equipo de Data</w:t>
+      </w:r>
+    </w:p>
+    <w:p>
+      <w:pPr>
+        <w:pStyle w:val="ListParagraph"/>
+        <w:numPr>
+          <w:ilvl w:val="0"/>
+          <w:numId w:val="2"/>
+        </w:numPr>
+        <w:spacing w:after="90"/>
+      </w:pPr>
+      <w:r>
+        <w:t xml:space="preserve">Catálogo de propiedades indexado por los campos usados en filtros (operación, tipo, precio, zona) para permitir consultas eficientes.</w:t>
+      </w:r>
+    </w:p>
+    <w:p>
+      <w:pPr>
+        <w:pStyle w:val="ListParagraph"/>
+        <w:numPr>
+          <w:ilvl w:val="0"/>
+          <w:numId w:val="2"/>
+        </w:numPr>
+        <w:spacing w:after="90"/>
+      </w:pPr>
+      <w:r>
+        <w:t xml:space="preserve">Campo de disponibilidad sincronizado en near-real-time con el inventario real, para no mostrar propiedades ya vendidas o rentadas.</w:t>
       </w:r>
     </w:p>
     <w:p>
@@ -451,33 +419,46 @@
           <w:bCs/>
           <w:color w:val="004481"/>
         </w:rPr>
-        <w:t xml:space="preserve">7. Integraciones y dependencias — equipo de Infraestructura</w:t>
-      </w:r>
-    </w:p>
-    <w:p>
-      <w:pPr>
-        <w:pStyle w:val="ListParagraph"/>
-        <w:numPr>
-          <w:ilvl w:val="0"/>
-          <w:numId w:val="2"/>
-        </w:numPr>
-        <w:spacing w:after="90"/>
-      </w:pPr>
-      <w:r>
-        <w:t xml:space="preserve">Mapa vía Leaflet.js (librería open-source), sin API key ni servicio de geocodificación real.</w:t>
-      </w:r>
-    </w:p>
-    <w:p>
-      <w:pPr>
-        <w:pStyle w:val="ListParagraph"/>
-        <w:numPr>
-          <w:ilvl w:val="0"/>
-          <w:numId w:val="2"/>
-        </w:numPr>
-        <w:spacing w:after="90"/>
-      </w:pPr>
-      <w:r>
-        <w:t xml:space="preserve">Sin backend de búsqueda ni de inventario: el filtrado es 100% client-side.</w:t>
+        <w:t xml:space="preserve">7. Integraciones e infraestructura — equipo de Infraestructura</w:t>
+      </w:r>
+    </w:p>
+    <w:p>
+      <w:pPr>
+        <w:pStyle w:val="ListParagraph"/>
+        <w:numPr>
+          <w:ilvl w:val="0"/>
+          <w:numId w:val="2"/>
+        </w:numPr>
+        <w:spacing w:after="90"/>
+      </w:pPr>
+      <w:r>
+        <w:t xml:space="preserve">Motor de búsqueda/filtrado del lado del servidor con paginación (por ejemplo Elasticsearch/OpenSearch, o consultas indexadas en la base relacional), en vez de cargar todo el catálogo en el cliente.</w:t>
+      </w:r>
+    </w:p>
+    <w:p>
+      <w:pPr>
+        <w:pStyle w:val="ListParagraph"/>
+        <w:numPr>
+          <w:ilvl w:val="0"/>
+          <w:numId w:val="2"/>
+        </w:numPr>
+        <w:spacing w:after="90"/>
+      </w:pPr>
+      <w:r>
+        <w:t xml:space="preserve">Proveedor de mapas con SLA (por ejemplo Google Maps Platform o Mapbox) o una instancia propia de tiles.</w:t>
+      </w:r>
+    </w:p>
+    <w:p>
+      <w:pPr>
+        <w:pStyle w:val="ListParagraph"/>
+        <w:numPr>
+          <w:ilvl w:val="0"/>
+          <w:numId w:val="2"/>
+        </w:numPr>
+        <w:spacing w:after="90"/>
+      </w:pPr>
+      <w:r>
+        <w:t xml:space="preserve">Servicio de geocodificación para resolver direcciones/zonas a coordenadas cuando el catálogo no las trae cargadas.</w:t>
       </w:r>
     </w:p>
     <w:p>
@@ -494,20 +475,33 @@
           <w:bCs/>
           <w:color w:val="004481"/>
         </w:rPr>
-        <w:t xml:space="preserve">8. Consideraciones de seguridad — equipo de Seguridad</w:t>
-      </w:r>
-    </w:p>
-    <w:p>
-      <w:pPr>
-        <w:pStyle w:val="ListParagraph"/>
-        <w:numPr>
-          <w:ilvl w:val="0"/>
-          <w:numId w:val="2"/>
-        </w:numPr>
-        <w:spacing w:after="90"/>
-      </w:pPr>
-      <w:r>
-        <w:t xml:space="preserve">Pantalla pública; sin datos de usuario en el listado, los filtros o el mapa en sí (los favoritos sí requieren sesión — ver Módulo 7).</w:t>
+        <w:t xml:space="preserve">8. Requerimientos de seguridad — equipo de Seguridad</w:t>
+      </w:r>
+    </w:p>
+    <w:p>
+      <w:pPr>
+        <w:pStyle w:val="ListParagraph"/>
+        <w:numPr>
+          <w:ilvl w:val="0"/>
+          <w:numId w:val="2"/>
+        </w:numPr>
+        <w:spacing w:after="90"/>
+      </w:pPr>
+      <w:r>
+        <w:t xml:space="preserve">Pantalla pública, sin datos de usuario.</w:t>
+      </w:r>
+    </w:p>
+    <w:p>
+      <w:pPr>
+        <w:pStyle w:val="ListParagraph"/>
+        <w:numPr>
+          <w:ilvl w:val="0"/>
+          <w:numId w:val="2"/>
+        </w:numPr>
+        <w:spacing w:after="90"/>
+      </w:pPr>
+      <w:r>
+        <w:t xml:space="preserve">Validar y sanitizar cualquier término de búsqueda antes de usarlo en consultas al backend, para evitar inyección.</w:t>
       </w:r>
     </w:p>
     <w:p>
@@ -524,89 +518,46 @@
           <w:bCs/>
           <w:color w:val="004481"/>
         </w:rPr>
-        <w:t xml:space="preserve">9. Limitaciones conocidas del prototipo</w:t>
-      </w:r>
-    </w:p>
-    <w:p>
-      <w:pPr>
-        <w:pStyle w:val="ListParagraph"/>
-        <w:numPr>
-          <w:ilvl w:val="0"/>
-          <w:numId w:val="2"/>
-        </w:numPr>
-        <w:spacing w:after="90"/>
-      </w:pPr>
-      <w:r>
-        <w:t xml:space="preserve">Catálogo fijo: no se agregan ni quitan propiedades reales.</w:t>
-      </w:r>
-    </w:p>
-    <w:p>
-      <w:pPr>
-        <w:pStyle w:val="ListParagraph"/>
-        <w:numPr>
-          <w:ilvl w:val="0"/>
-          <w:numId w:val="2"/>
-        </w:numPr>
-        <w:spacing w:after="90"/>
-      </w:pPr>
-      <w:r>
-        <w:t xml:space="preserve">Sin paginación real: todo el catálogo se carga de una sola vez y se filtra en memoria.</w:t>
-      </w:r>
-    </w:p>
-    <w:p>
-      <w:pPr>
-        <w:pStyle w:val="ListParagraph"/>
-        <w:numPr>
-          <w:ilvl w:val="0"/>
-          <w:numId w:val="2"/>
-        </w:numPr>
-        <w:spacing w:after="90"/>
-      </w:pPr>
-      <w:r>
-        <w:t xml:space="preserve">Sin autocompletado ni corrección de errores de tipeo en el buscador de texto.</w:t>
-      </w:r>
-    </w:p>
-    <w:p>
-      <w:pPr>
-        <w:pStyle w:val="Heading2"/>
-        <w:pBdr>
-          <w:bottom w:val="single" w:color="D9DEE4" w:sz="4" w:space="4"/>
-        </w:pBdr>
-        <w:spacing w:after="120" w:before="300"/>
-      </w:pPr>
-      <w:r>
-        <w:rPr>
-          <w:b/>
-          <w:bCs/>
-          <w:color w:val="004481"/>
-        </w:rPr>
-        <w:t xml:space="preserve">10. Pendientes / decisiones abiertas</w:t>
-      </w:r>
-    </w:p>
-    <w:p>
-      <w:pPr>
-        <w:pStyle w:val="ListParagraph"/>
-        <w:numPr>
-          <w:ilvl w:val="0"/>
-          <w:numId w:val="2"/>
-        </w:numPr>
-        <w:spacing w:after="90"/>
-      </w:pPr>
-      <w:r>
-        <w:t xml:space="preserve">Definir los criterios reales de "En tu rango" con negocio y Data.</w:t>
-      </w:r>
-    </w:p>
-    <w:p>
-      <w:pPr>
-        <w:pStyle w:val="ListParagraph"/>
-        <w:numPr>
-          <w:ilvl w:val="0"/>
-          <w:numId w:val="2"/>
-        </w:numPr>
-        <w:spacing w:after="90"/>
-      </w:pPr>
-      <w:r>
-        <w:t xml:space="preserve">Conectar a un inventario/backend real de propiedades, con paginación y búsqueda del lado del servidor.</w:t>
+        <w:t xml:space="preserve">9. Pendientes / decisiones abiertas</w:t>
+      </w:r>
+    </w:p>
+    <w:p>
+      <w:pPr>
+        <w:pStyle w:val="ListParagraph"/>
+        <w:numPr>
+          <w:ilvl w:val="0"/>
+          <w:numId w:val="2"/>
+        </w:numPr>
+        <w:spacing w:after="90"/>
+      </w:pPr>
+      <w:r>
+        <w:t xml:space="preserve">Definir el criterio real de "En tu rango" con negocio y Data.</w:t>
+      </w:r>
+    </w:p>
+    <w:p>
+      <w:pPr>
+        <w:pStyle w:val="ListParagraph"/>
+        <w:numPr>
+          <w:ilvl w:val="0"/>
+          <w:numId w:val="2"/>
+        </w:numPr>
+        <w:spacing w:after="90"/>
+      </w:pPr>
+      <w:r>
+        <w:t xml:space="preserve">Definir el SLA de sincronización con el inventario real.</w:t>
+      </w:r>
+    </w:p>
+    <w:p>
+      <w:pPr>
+        <w:pStyle w:val="ListParagraph"/>
+        <w:numPr>
+          <w:ilvl w:val="0"/>
+          <w:numId w:val="2"/>
+        </w:numPr>
+        <w:spacing w:after="90"/>
+      </w:pPr>
+      <w:r>
+        <w:t xml:space="preserve">Definir el proveedor de mapas/geocodificación.</w:t>
       </w:r>
     </w:p>
     <w:p>
